--- a/docs/user-manuals/STS_Super_Admin_User_Guide_V1.docx
+++ b/docs/user-manuals/STS_Super_Admin_User_Guide_V1.docx
@@ -78,8 +78,17 @@
         <w:szCs w:val="16"/>
       </w:rPr>
       <w:fldChar w:fldCharType="begin"/>
-      <w:instrText xml:space="preserve">PAGE</w:instrText>
+    </w:r>
+    <w:r>
+      <w:instrText xml:space="preserve"> PAGE </w:instrText>
+    </w:r>
+    <w:r>
       <w:fldChar w:fldCharType="separate"/>
+    </w:r>
+    <w:r>
+      <w:t>1</w:t>
+    </w:r>
+    <w:r>
       <w:fldChar w:fldCharType="end"/>
     </w:r>
     <w:r>
@@ -258,6 +267,21 @@
     <w:rPrDefault/>
     <w:pPrDefault/>
   </w:docDefaults>
+  <w:style w:type="paragraph" w:default="1" w:styleId="Normal">
+    <w:name w:val="Normal"/>
+    <w:qFormat/>
+    <w:rPr>
+      <w:rFonts w:ascii="Times New Roman" w:hAnsi="Times New Roman" w:cs="Times New Roman" w:eastAsia="Times New Roman"/>
+      <w:sz w:val="22"/>
+      <w:szCs w:val="22"/>
+    </w:rPr>
+  </w:style>
+  <w:style w:type="character" w:default="1" w:styleId="DefaultParagraphFont">
+    <w:name w:val="Default Paragraph Font"/>
+    <w:uiPriority w:val="1"/>
+    <w:semiHidden/>
+    <w:unhideWhenUsed/>
+  </w:style>
   <w:style w:type="paragraph" w:styleId="Title">
     <w:name w:val="Title"/>
     <w:basedOn w:val="Normal"/>
